--- a/Video Game Design - year/Unit 1 - Unity Interface & Game Design Thinking/Daily Lesson Plans/Word/Day 4.docx
+++ b/Video Game Design - year/Unit 1 - Unity Interface & Game Design Thinking/Daily Lesson Plans/Word/Day 4.docx
@@ -50,16 +50,19 @@
               </w:rPr>
               <w:t xml:space="preserve">Video Game Design — Full Year</w:t>
             </w:r>
-          </w:p>
-          <w:p>
-            <w:pPr>
-              <w:spacing w:before="40"/>
-              <w:jc w:val="center"/>
-            </w:pPr>
-            <w:r>
-              <w:rPr>
-                <w:rFonts w:ascii="Arial" w:cs="Arial" w:eastAsia="Arial" w:hAnsi="Arial"/>
-                <w:color w:val="D1C4E9"/>
+            <w:r>
+              <w:rPr>
+                <w:rFonts w:ascii="Arial" w:cs="Arial" w:eastAsia="Arial" w:hAnsi="Arial"/>
+                <w:sz w:val="16"/>
+                <w:szCs w:val="16"/>
+              </w:rPr>
+              <w:br/>
+              <w:t xml:space="preserve"/>
+            </w:r>
+            <w:r>
+              <w:rPr>
+                <w:rFonts w:ascii="Arial" w:cs="Arial" w:eastAsia="Arial" w:hAnsi="Arial"/>
+                <w:color w:val="CE93D8"/>
                 <w:sz w:val="16"/>
                 <w:szCs w:val="16"/>
               </w:rPr>
@@ -83,7 +86,7 @@
           <w:rFonts w:ascii="Arial" w:cs="Arial" w:eastAsia="Arial" w:hAnsi="Arial"/>
           <w:b/>
           <w:bCs/>
-          <w:color w:val="311B56"/>
+          <w:color w:val="5B2D8E"/>
           <w:sz w:val="32"/>
           <w:szCs w:val="32"/>
         </w:rPr>
@@ -261,9 +264,9 @@
               <w:right w:val="single" w:color="CCCCCC" w:sz="1"/>
             </w:tcBorders>
             <w:tcMar>
-              <w:top w:type="dxa" w:w="60"/>
+              <w:top w:type="dxa" w:w="80"/>
               <w:left w:type="dxa" w:w="120"/>
-              <w:bottom w:type="dxa" w:w="60"/>
+              <w:bottom w:type="dxa" w:w="80"/>
               <w:right w:type="dxa" w:w="120"/>
             </w:tcMar>
           </w:tcPr>
@@ -290,20 +293,213 @@
               <w:right w:val="single" w:color="CCCCCC" w:sz="1"/>
             </w:tcBorders>
             <w:tcMar>
-              <w:top w:type="dxa" w:w="60"/>
+              <w:top w:type="dxa" w:w="80"/>
               <w:left w:type="dxa" w:w="120"/>
-              <w:bottom w:type="dxa" w:w="60"/>
+              <w:bottom w:type="dxa" w:w="80"/>
               <w:right w:type="dxa" w:w="120"/>
             </w:tcMar>
           </w:tcPr>
           <w:p>
-            <w:r>
-              <w:rPr>
-                <w:rFonts w:ascii="Arial" w:cs="Arial" w:eastAsia="Arial" w:hAnsi="Arial"/>
-                <w:sz w:val="20"/>
-                <w:szCs w:val="20"/>
+            <w:pPr>
+              <w:spacing w:after="80" w:before="80"/>
+            </w:pPr>
+            <w:r>
+              <w:rPr>
+                <w:rFonts w:ascii="Arial" w:cs="Arial" w:eastAsia="Arial" w:hAnsi="Arial"/>
+                <w:b/>
+                <w:bCs/>
+                <w:i w:val="false"/>
+                <w:iCs w:val="false"/>
+                <w:color w:val="000000"/>
+                <w:sz w:val="22"/>
+                <w:szCs w:val="22"/>
               </w:rPr>
               <w:t xml:space="preserve">Bell Ringer / Review</w:t>
+            </w:r>
+            <w:r>
+              <w:rPr>
+                <w:rFonts w:ascii="Arial" w:cs="Arial" w:eastAsia="Arial" w:hAnsi="Arial"/>
+                <w:sz w:val="20"/>
+                <w:szCs w:val="20"/>
+              </w:rPr>
+              <w:br/>
+              <w:t xml:space="preserve"/>
+            </w:r>
+            <w:r>
+              <w:rPr>
+                <w:rFonts w:ascii="Arial" w:cs="Arial" w:eastAsia="Arial" w:hAnsi="Arial"/>
+                <w:sz w:val="20"/>
+                <w:szCs w:val="20"/>
+              </w:rPr>
+              <w:br/>
+              <w:t xml:space="preserve"/>
+            </w:r>
+            <w:r>
+              <w:rPr>
+                <w:rFonts w:ascii="Arial" w:cs="Arial" w:eastAsia="Arial" w:hAnsi="Arial"/>
+                <w:b/>
+                <w:bCs/>
+                <w:i w:val="false"/>
+                <w:iCs w:val="false"/>
+                <w:color w:val="000000"/>
+                <w:sz w:val="20"/>
+                <w:szCs w:val="20"/>
+              </w:rPr>
+              <w:t xml:space="preserve">Quick Write </w:t>
+            </w:r>
+            <w:r>
+              <w:rPr>
+                <w:rFonts w:ascii="Arial" w:cs="Arial" w:eastAsia="Arial" w:hAnsi="Arial"/>
+                <w:b w:val="false"/>
+                <w:bCs w:val="false"/>
+                <w:i w:val="false"/>
+                <w:iCs w:val="false"/>
+                <w:color w:val="000000"/>
+                <w:sz w:val="20"/>
+                <w:szCs w:val="20"/>
+              </w:rPr>
+              <w:t xml:space="preserve">(3 min — written or verbal):</w:t>
+            </w:r>
+            <w:r>
+              <w:rPr>
+                <w:rFonts w:ascii="Arial" w:cs="Arial" w:eastAsia="Arial" w:hAnsi="Arial"/>
+                <w:sz w:val="20"/>
+                <w:szCs w:val="20"/>
+              </w:rPr>
+              <w:br/>
+              <w:t xml:space="preserve"/>
+            </w:r>
+            <w:r>
+              <w:rPr>
+                <w:rFonts w:ascii="Arial" w:cs="Arial" w:eastAsia="Arial" w:hAnsi="Arial"/>
+                <w:b w:val="false"/>
+                <w:bCs w:val="false"/>
+                <w:i w:val="false"/>
+                <w:iCs w:val="false"/>
+                <w:color w:val="000000"/>
+                <w:sz w:val="20"/>
+                <w:szCs w:val="20"/>
+              </w:rPr>
+              <w:t xml:space="preserve">    In your own words: Efficiently build a 3D scene using the Scene View, manipulate objects with Gizmos, and save scenes properly?</w:t>
+            </w:r>
+            <w:r>
+              <w:rPr>
+                <w:rFonts w:ascii="Arial" w:cs="Arial" w:eastAsia="Arial" w:hAnsi="Arial"/>
+                <w:sz w:val="20"/>
+                <w:szCs w:val="20"/>
+              </w:rPr>
+              <w:br/>
+              <w:t xml:space="preserve"/>
+            </w:r>
+            <w:r>
+              <w:rPr>
+                <w:rFonts w:ascii="Arial" w:cs="Arial" w:eastAsia="Arial" w:hAnsi="Arial"/>
+                <w:sz w:val="20"/>
+                <w:szCs w:val="20"/>
+              </w:rPr>
+              <w:br/>
+              <w:t xml:space="preserve"/>
+            </w:r>
+            <w:r>
+              <w:rPr>
+                <w:rFonts w:ascii="Arial" w:cs="Arial" w:eastAsia="Arial" w:hAnsi="Arial"/>
+                <w:b/>
+                <w:bCs/>
+                <w:i w:val="false"/>
+                <w:iCs w:val="false"/>
+                <w:color w:val="000000"/>
+                <w:sz w:val="20"/>
+                <w:szCs w:val="20"/>
+              </w:rPr>
+              <w:t xml:space="preserve">Vocabulary Preview — </w:t>
+            </w:r>
+            <w:r>
+              <w:rPr>
+                <w:rFonts w:ascii="Arial" w:cs="Arial" w:eastAsia="Arial" w:hAnsi="Arial"/>
+                <w:b w:val="false"/>
+                <w:bCs w:val="false"/>
+                <w:i w:val="false"/>
+                <w:iCs w:val="false"/>
+                <w:color w:val="000000"/>
+                <w:sz w:val="20"/>
+                <w:szCs w:val="20"/>
+              </w:rPr>
+              <w:t xml:space="preserve">terms we'll use today:</w:t>
+            </w:r>
+            <w:r>
+              <w:rPr>
+                <w:rFonts w:ascii="Arial" w:cs="Arial" w:eastAsia="Arial" w:hAnsi="Arial"/>
+                <w:sz w:val="20"/>
+                <w:szCs w:val="20"/>
+              </w:rPr>
+              <w:br/>
+              <w:t xml:space="preserve"/>
+            </w:r>
+            <w:r>
+              <w:rPr>
+                <w:rFonts w:ascii="Arial" w:cs="Arial" w:eastAsia="Arial" w:hAnsi="Arial"/>
+                <w:b w:val="false"/>
+                <w:bCs w:val="false"/>
+                <w:i w:val="false"/>
+                <w:iCs w:val="false"/>
+                <w:color w:val="000000"/>
+                <w:sz w:val="20"/>
+                <w:szCs w:val="20"/>
+              </w:rPr>
+              <w:t xml:space="preserve">    • Gizmo   •   Red = X, Green = Y, Blue = Z   •   Local vs World Space   •   Local space   •   World space   •   Snapping</w:t>
+            </w:r>
+            <w:r>
+              <w:rPr>
+                <w:rFonts w:ascii="Arial" w:cs="Arial" w:eastAsia="Arial" w:hAnsi="Arial"/>
+                <w:sz w:val="20"/>
+                <w:szCs w:val="20"/>
+              </w:rPr>
+              <w:br/>
+              <w:t xml:space="preserve"/>
+            </w:r>
+            <w:r>
+              <w:rPr>
+                <w:rFonts w:ascii="Arial" w:cs="Arial" w:eastAsia="Arial" w:hAnsi="Arial"/>
+                <w:sz w:val="20"/>
+                <w:szCs w:val="20"/>
+              </w:rPr>
+              <w:br/>
+              <w:t xml:space="preserve"/>
+            </w:r>
+            <w:r>
+              <w:rPr>
+                <w:rFonts w:ascii="Arial" w:cs="Arial" w:eastAsia="Arial" w:hAnsi="Arial"/>
+                <w:b w:val="false"/>
+                <w:bCs w:val="false"/>
+                <w:i/>
+                <w:iCs/>
+                <w:color w:val="444444"/>
+                <w:sz w:val="20"/>
+                <w:szCs w:val="20"/>
+              </w:rPr>
+              <w:t xml:space="preserve">Today's Goal: By the end of class you will be able to efficiently build a 3D scene using the Scene View, manipulate objects with Gizmos, and save scenes properly.</w:t>
+            </w:r>
+            <w:r>
+              <w:rPr>
+                <w:rFonts w:ascii="Arial" w:cs="Arial" w:eastAsia="Arial" w:hAnsi="Arial"/>
+                <w:sz w:val="20"/>
+                <w:szCs w:val="20"/>
+              </w:rPr>
+              <w:br/>
+              <w:t xml:space="preserve"/>
+            </w:r>
+            <w:r>
+              <w:rPr>
+                <w:rFonts w:ascii="Arial" w:cs="Arial" w:eastAsia="Arial" w:hAnsi="Arial"/>
+                <w:b w:val="false"/>
+                <w:bCs w:val="false"/>
+                <w:i/>
+                <w:iCs/>
+                <w:color w:val="555555"/>
+                <w:sz w:val="20"/>
+                <w:szCs w:val="20"/>
+              </w:rPr>
+              <w:t xml:space="preserve">→ Pair-share your response, then 2–3 students share with the class.</w:t>
             </w:r>
           </w:p>
         </w:tc>
@@ -319,9 +515,9 @@
               <w:right w:val="single" w:color="CCCCCC" w:sz="1"/>
             </w:tcBorders>
             <w:tcMar>
-              <w:top w:type="dxa" w:w="60"/>
+              <w:top w:type="dxa" w:w="80"/>
               <w:left w:type="dxa" w:w="120"/>
-              <w:bottom w:type="dxa" w:w="60"/>
+              <w:bottom w:type="dxa" w:w="80"/>
               <w:right w:type="dxa" w:w="120"/>
             </w:tcMar>
           </w:tcPr>
@@ -348,20 +544,261 @@
               <w:right w:val="single" w:color="CCCCCC" w:sz="1"/>
             </w:tcBorders>
             <w:tcMar>
-              <w:top w:type="dxa" w:w="60"/>
+              <w:top w:type="dxa" w:w="80"/>
               <w:left w:type="dxa" w:w="120"/>
-              <w:bottom w:type="dxa" w:w="60"/>
+              <w:bottom w:type="dxa" w:w="80"/>
               <w:right w:type="dxa" w:w="120"/>
             </w:tcMar>
           </w:tcPr>
           <w:p>
-            <w:r>
-              <w:rPr>
-                <w:rFonts w:ascii="Arial" w:cs="Arial" w:eastAsia="Arial" w:hAnsi="Arial"/>
-                <w:sz w:val="20"/>
-                <w:szCs w:val="20"/>
-              </w:rPr>
-              <w:t xml:space="preserve">Mini Lesson: Hands-on Editor Workflow &amp; Scene Building</w:t>
+            <w:pPr>
+              <w:spacing w:after="80" w:before="80"/>
+            </w:pPr>
+            <w:r>
+              <w:rPr>
+                <w:rFonts w:ascii="Arial" w:cs="Arial" w:eastAsia="Arial" w:hAnsi="Arial"/>
+                <w:b/>
+                <w:bCs/>
+                <w:i w:val="false"/>
+                <w:iCs w:val="false"/>
+                <w:color w:val="000000"/>
+                <w:sz w:val="22"/>
+                <w:szCs w:val="22"/>
+              </w:rPr>
+              <w:t xml:space="preserve">Mini Lesson: </w:t>
+            </w:r>
+            <w:r>
+              <w:rPr>
+                <w:rFonts w:ascii="Arial" w:cs="Arial" w:eastAsia="Arial" w:hAnsi="Arial"/>
+                <w:b w:val="false"/>
+                <w:bCs w:val="false"/>
+                <w:i w:val="false"/>
+                <w:iCs w:val="false"/>
+                <w:color w:val="000000"/>
+                <w:sz w:val="22"/>
+                <w:szCs w:val="22"/>
+              </w:rPr>
+              <w:t xml:space="preserve">Hands-on Editor Workflow &amp; Scene Building</w:t>
+            </w:r>
+            <w:r>
+              <w:rPr>
+                <w:rFonts w:ascii="Arial" w:cs="Arial" w:eastAsia="Arial" w:hAnsi="Arial"/>
+                <w:sz w:val="20"/>
+                <w:szCs w:val="20"/>
+              </w:rPr>
+              <w:br/>
+              <w:t xml:space="preserve"/>
+            </w:r>
+            <w:r>
+              <w:rPr>
+                <w:rFonts w:ascii="Arial" w:cs="Arial" w:eastAsia="Arial" w:hAnsi="Arial"/>
+                <w:sz w:val="20"/>
+                <w:szCs w:val="20"/>
+              </w:rPr>
+              <w:br/>
+              <w:t xml:space="preserve"/>
+            </w:r>
+            <w:r>
+              <w:rPr>
+                <w:rFonts w:ascii="Arial" w:cs="Arial" w:eastAsia="Arial" w:hAnsi="Arial"/>
+                <w:b/>
+                <w:bCs/>
+                <w:i/>
+                <w:iCs/>
+                <w:color w:val="000000"/>
+                <w:sz w:val="20"/>
+                <w:szCs w:val="20"/>
+              </w:rPr>
+              <w:t xml:space="preserve">Learning Target: </w:t>
+            </w:r>
+            <w:r>
+              <w:rPr>
+                <w:rFonts w:ascii="Arial" w:cs="Arial" w:eastAsia="Arial" w:hAnsi="Arial"/>
+                <w:b w:val="false"/>
+                <w:bCs w:val="false"/>
+                <w:i/>
+                <w:iCs/>
+                <w:color w:val="333333"/>
+                <w:sz w:val="20"/>
+                <w:szCs w:val="20"/>
+              </w:rPr>
+              <w:t xml:space="preserve">I can efficiently build a 3D scene using the Scene View, manipulate objects with Gizmos, and save scenes properly.</w:t>
+            </w:r>
+            <w:r>
+              <w:rPr>
+                <w:rFonts w:ascii="Arial" w:cs="Arial" w:eastAsia="Arial" w:hAnsi="Arial"/>
+                <w:sz w:val="20"/>
+                <w:szCs w:val="20"/>
+              </w:rPr>
+              <w:br/>
+              <w:t xml:space="preserve"/>
+            </w:r>
+            <w:r>
+              <w:rPr>
+                <w:rFonts w:ascii="Arial" w:cs="Arial" w:eastAsia="Arial" w:hAnsi="Arial"/>
+                <w:sz w:val="20"/>
+                <w:szCs w:val="20"/>
+              </w:rPr>
+              <w:br/>
+              <w:t xml:space="preserve"/>
+            </w:r>
+            <w:r>
+              <w:rPr>
+                <w:rFonts w:ascii="Arial" w:cs="Arial" w:eastAsia="Arial" w:hAnsi="Arial"/>
+                <w:b w:val="false"/>
+                <w:bCs w:val="false"/>
+                <w:i w:val="false"/>
+                <w:iCs w:val="false"/>
+                <w:color w:val="000000"/>
+                <w:sz w:val="20"/>
+                <w:szCs w:val="20"/>
+              </w:rPr>
+              <w:t xml:space="preserve">Gizmo — Colored arrows/handles in the Scene View that let you move, rotate, and scale objects visually. Red = X, Green = Y, Blue = Z.</w:t>
+            </w:r>
+            <w:r>
+              <w:rPr>
+                <w:rFonts w:ascii="Arial" w:cs="Arial" w:eastAsia="Arial" w:hAnsi="Arial"/>
+                <w:sz w:val="20"/>
+                <w:szCs w:val="20"/>
+              </w:rPr>
+              <w:br/>
+              <w:t xml:space="preserve"/>
+            </w:r>
+            <w:r>
+              <w:rPr>
+                <w:rFonts w:ascii="Arial" w:cs="Arial" w:eastAsia="Arial" w:hAnsi="Arial"/>
+                <w:b w:val="false"/>
+                <w:bCs w:val="false"/>
+                <w:i w:val="false"/>
+                <w:iCs w:val="false"/>
+                <w:color w:val="000000"/>
+                <w:sz w:val="20"/>
+                <w:szCs w:val="20"/>
+              </w:rPr>
+              <w:t xml:space="preserve">Local vs World Space — Local space moves relative to the object's own axes; World space moves relative to the global XYZ grid. Switch in the Scene View toolbar.</w:t>
+            </w:r>
+            <w:r>
+              <w:rPr>
+                <w:rFonts w:ascii="Arial" w:cs="Arial" w:eastAsia="Arial" w:hAnsi="Arial"/>
+                <w:sz w:val="20"/>
+                <w:szCs w:val="20"/>
+              </w:rPr>
+              <w:br/>
+              <w:t xml:space="preserve"/>
+            </w:r>
+            <w:r>
+              <w:rPr>
+                <w:rFonts w:ascii="Arial" w:cs="Arial" w:eastAsia="Arial" w:hAnsi="Arial"/>
+                <w:sz w:val="20"/>
+                <w:szCs w:val="20"/>
+              </w:rPr>
+              <w:br/>
+              <w:t xml:space="preserve"/>
+            </w:r>
+            <w:r>
+              <w:rPr>
+                <w:rFonts w:ascii="Arial" w:cs="Arial" w:eastAsia="Arial" w:hAnsi="Arial"/>
+                <w:b/>
+                <w:bCs/>
+                <w:i w:val="false"/>
+                <w:iCs w:val="false"/>
+                <w:color w:val="000000"/>
+                <w:sz w:val="20"/>
+                <w:szCs w:val="20"/>
+              </w:rPr>
+              <w:t xml:space="preserve">Vocabulary: </w:t>
+            </w:r>
+            <w:r>
+              <w:rPr>
+                <w:rFonts w:ascii="Arial" w:cs="Arial" w:eastAsia="Arial" w:hAnsi="Arial"/>
+                <w:b w:val="false"/>
+                <w:bCs w:val="false"/>
+                <w:i w:val="false"/>
+                <w:iCs w:val="false"/>
+                <w:color w:val="000000"/>
+                <w:sz w:val="20"/>
+                <w:szCs w:val="20"/>
+              </w:rPr>
+              <w:t xml:space="preserve">Gizmo, Red = X, Green = Y, Blue = Z, Local vs World Space, Local space, World space, Snapping</w:t>
+            </w:r>
+            <w:r>
+              <w:rPr>
+                <w:rFonts w:ascii="Arial" w:cs="Arial" w:eastAsia="Arial" w:hAnsi="Arial"/>
+                <w:sz w:val="20"/>
+                <w:szCs w:val="20"/>
+              </w:rPr>
+              <w:br/>
+              <w:t xml:space="preserve"/>
+            </w:r>
+            <w:r>
+              <w:rPr>
+                <w:rFonts w:ascii="Arial" w:cs="Arial" w:eastAsia="Arial" w:hAnsi="Arial"/>
+                <w:sz w:val="20"/>
+                <w:szCs w:val="20"/>
+              </w:rPr>
+              <w:br/>
+              <w:t xml:space="preserve"/>
+            </w:r>
+            <w:r>
+              <w:rPr>
+                <w:rFonts w:ascii="Arial" w:cs="Arial" w:eastAsia="Arial" w:hAnsi="Arial"/>
+                <w:b/>
+                <w:bCs/>
+                <w:i/>
+                <w:iCs/>
+                <w:color w:val="555555"/>
+                <w:sz w:val="20"/>
+                <w:szCs w:val="20"/>
+              </w:rPr>
+              <w:t xml:space="preserve">→ Live Demo — </w:t>
+            </w:r>
+            <w:r>
+              <w:rPr>
+                <w:rFonts w:ascii="Arial" w:cs="Arial" w:eastAsia="Arial" w:hAnsi="Arial"/>
+                <w:b w:val="false"/>
+                <w:bCs w:val="false"/>
+                <w:i/>
+                <w:iCs/>
+                <w:color w:val="555555"/>
+                <w:sz w:val="20"/>
+                <w:szCs w:val="20"/>
+              </w:rPr>
+              <w:t xml:space="preserve">type examples as students follow along in their own editor.</w:t>
+            </w:r>
+            <w:r>
+              <w:rPr>
+                <w:rFonts w:ascii="Arial" w:cs="Arial" w:eastAsia="Arial" w:hAnsi="Arial"/>
+                <w:sz w:val="20"/>
+                <w:szCs w:val="20"/>
+              </w:rPr>
+              <w:br/>
+              <w:t xml:space="preserve"/>
+            </w:r>
+            <w:r>
+              <w:rPr>
+                <w:rFonts w:ascii="Arial" w:cs="Arial" w:eastAsia="Arial" w:hAnsi="Arial"/>
+                <w:b/>
+                <w:bCs/>
+                <w:i/>
+                <w:iCs/>
+                <w:color w:val="555555"/>
+                <w:sz w:val="20"/>
+                <w:szCs w:val="20"/>
+              </w:rPr>
+              <w:t xml:space="preserve">→ Check for Understanding: </w:t>
+            </w:r>
+            <w:r>
+              <w:rPr>
+                <w:rFonts w:ascii="Arial" w:cs="Arial" w:eastAsia="Arial" w:hAnsi="Arial"/>
+                <w:b w:val="false"/>
+                <w:bCs w:val="false"/>
+                <w:i/>
+                <w:iCs/>
+                <w:color w:val="555555"/>
+                <w:sz w:val="20"/>
+                <w:szCs w:val="20"/>
+              </w:rPr>
+              <w:t xml:space="preserve">pause and cold-call: “Can someone explain what we just did in their own words?”</w:t>
             </w:r>
           </w:p>
         </w:tc>
@@ -377,9 +814,9 @@
               <w:right w:val="single" w:color="CCCCCC" w:sz="1"/>
             </w:tcBorders>
             <w:tcMar>
-              <w:top w:type="dxa" w:w="60"/>
+              <w:top w:type="dxa" w:w="80"/>
               <w:left w:type="dxa" w:w="120"/>
-              <w:bottom w:type="dxa" w:w="60"/>
+              <w:bottom w:type="dxa" w:w="80"/>
               <w:right w:type="dxa" w:w="120"/>
             </w:tcMar>
           </w:tcPr>
@@ -406,20 +843,90 @@
               <w:right w:val="single" w:color="CCCCCC" w:sz="1"/>
             </w:tcBorders>
             <w:tcMar>
-              <w:top w:type="dxa" w:w="60"/>
+              <w:top w:type="dxa" w:w="80"/>
               <w:left w:type="dxa" w:w="120"/>
-              <w:bottom w:type="dxa" w:w="60"/>
+              <w:bottom w:type="dxa" w:w="80"/>
               <w:right w:type="dxa" w:w="120"/>
             </w:tcMar>
           </w:tcPr>
           <w:p>
-            <w:r>
-              <w:rPr>
-                <w:rFonts w:ascii="Arial" w:cs="Arial" w:eastAsia="Arial" w:hAnsi="Arial"/>
-                <w:sz w:val="20"/>
-                <w:szCs w:val="20"/>
+            <w:pPr>
+              <w:spacing w:after="80" w:before="80"/>
+            </w:pPr>
+            <w:r>
+              <w:rPr>
+                <w:rFonts w:ascii="Arial" w:cs="Arial" w:eastAsia="Arial" w:hAnsi="Arial"/>
+                <w:b/>
+                <w:bCs/>
+                <w:i w:val="false"/>
+                <w:iCs w:val="false"/>
+                <w:color w:val="000000"/>
+                <w:sz w:val="22"/>
+                <w:szCs w:val="22"/>
               </w:rPr>
               <w:t xml:space="preserve">Guided Practice</w:t>
+            </w:r>
+            <w:r>
+              <w:rPr>
+                <w:rFonts w:ascii="Arial" w:cs="Arial" w:eastAsia="Arial" w:hAnsi="Arial"/>
+                <w:sz w:val="20"/>
+                <w:szCs w:val="20"/>
+              </w:rPr>
+              <w:br/>
+              <w:t xml:space="preserve"/>
+            </w:r>
+            <w:r>
+              <w:rPr>
+                <w:rFonts w:ascii="Arial" w:cs="Arial" w:eastAsia="Arial" w:hAnsi="Arial"/>
+                <w:sz w:val="20"/>
+                <w:szCs w:val="20"/>
+              </w:rPr>
+              <w:br/>
+              <w:t xml:space="preserve"/>
+            </w:r>
+            <w:r>
+              <w:rPr>
+                <w:rFonts w:ascii="Arial" w:cs="Arial" w:eastAsia="Arial" w:hAnsi="Arial"/>
+                <w:b w:val="false"/>
+                <w:bCs w:val="false"/>
+                <w:i w:val="false"/>
+                <w:iCs w:val="false"/>
+                <w:color w:val="000000"/>
+                <w:sz w:val="20"/>
+                <w:szCs w:val="20"/>
+              </w:rPr>
+              <w:t xml:space="preserve">1. Create a grid of 9 cubes (3x3 arrangement). Use snapping (hold Cmd/Ctrl) for alignment</w:t>
+            </w:r>
+            <w:r>
+              <w:rPr>
+                <w:rFonts w:ascii="Arial" w:cs="Arial" w:eastAsia="Arial" w:hAnsi="Arial"/>
+                <w:sz w:val="20"/>
+                <w:szCs w:val="20"/>
+              </w:rPr>
+              <w:br/>
+              <w:t xml:space="preserve"/>
+            </w:r>
+            <w:r>
+              <w:rPr>
+                <w:rFonts w:ascii="Arial" w:cs="Arial" w:eastAsia="Arial" w:hAnsi="Arial"/>
+                <w:sz w:val="20"/>
+                <w:szCs w:val="20"/>
+              </w:rPr>
+              <w:br/>
+              <w:t xml:space="preserve"/>
+            </w:r>
+            <w:r>
+              <w:rPr>
+                <w:rFonts w:ascii="Arial" w:cs="Arial" w:eastAsia="Arial" w:hAnsi="Arial"/>
+                <w:b w:val="false"/>
+                <w:bCs w:val="false"/>
+                <w:i/>
+                <w:iCs/>
+                <w:color w:val="555555"/>
+                <w:sz w:val="20"/>
+                <w:szCs w:val="20"/>
+              </w:rPr>
+              <w:t xml:space="preserve">→ Teacher models — students try alongside, then compare results.</w:t>
             </w:r>
           </w:p>
         </w:tc>
@@ -435,9 +942,9 @@
               <w:right w:val="single" w:color="CCCCCC" w:sz="1"/>
             </w:tcBorders>
             <w:tcMar>
-              <w:top w:type="dxa" w:w="60"/>
+              <w:top w:type="dxa" w:w="80"/>
               <w:left w:type="dxa" w:w="120"/>
-              <w:bottom w:type="dxa" w:w="60"/>
+              <w:bottom w:type="dxa" w:w="80"/>
               <w:right w:type="dxa" w:w="120"/>
             </w:tcMar>
           </w:tcPr>
@@ -450,7 +957,7 @@
                 <w:sz w:val="20"/>
                 <w:szCs w:val="20"/>
               </w:rPr>
-              <w:t xml:space="preserve">15-20 min</w:t>
+              <w:t xml:space="preserve">15–20 min</w:t>
             </w:r>
           </w:p>
         </w:tc>
@@ -464,20 +971,81 @@
               <w:right w:val="single" w:color="CCCCCC" w:sz="1"/>
             </w:tcBorders>
             <w:tcMar>
-              <w:top w:type="dxa" w:w="60"/>
+              <w:top w:type="dxa" w:w="80"/>
               <w:left w:type="dxa" w:w="120"/>
-              <w:bottom w:type="dxa" w:w="60"/>
+              <w:bottom w:type="dxa" w:w="80"/>
               <w:right w:type="dxa" w:w="120"/>
             </w:tcMar>
           </w:tcPr>
           <w:p>
-            <w:r>
-              <w:rPr>
-                <w:rFonts w:ascii="Arial" w:cs="Arial" w:eastAsia="Arial" w:hAnsi="Arial"/>
-                <w:sz w:val="20"/>
-                <w:szCs w:val="20"/>
-              </w:rPr>
-              <w:t xml:space="preserve">Independent Practice / Build Time</w:t>
+            <w:pPr>
+              <w:spacing w:after="80" w:before="80"/>
+            </w:pPr>
+            <w:r>
+              <w:rPr>
+                <w:rFonts w:ascii="Arial" w:cs="Arial" w:eastAsia="Arial" w:hAnsi="Arial"/>
+                <w:b/>
+                <w:bCs/>
+                <w:i w:val="false"/>
+                <w:iCs w:val="false"/>
+                <w:color w:val="000000"/>
+                <w:sz w:val="22"/>
+                <w:szCs w:val="22"/>
+              </w:rPr>
+              <w:t xml:space="preserve">Independent Practice / Code Along</w:t>
+            </w:r>
+            <w:r>
+              <w:rPr>
+                <w:rFonts w:ascii="Arial" w:cs="Arial" w:eastAsia="Arial" w:hAnsi="Arial"/>
+                <w:sz w:val="20"/>
+                <w:szCs w:val="20"/>
+              </w:rPr>
+              <w:br/>
+              <w:t xml:space="preserve"/>
+            </w:r>
+            <w:r>
+              <w:rPr>
+                <w:rFonts w:ascii="Arial" w:cs="Arial" w:eastAsia="Arial" w:hAnsi="Arial"/>
+                <w:b w:val="false"/>
+                <w:bCs w:val="false"/>
+                <w:i w:val="false"/>
+                <w:iCs w:val="false"/>
+                <w:color w:val="000000"/>
+                <w:sz w:val="20"/>
+                <w:szCs w:val="20"/>
+              </w:rPr>
+              <w:t xml:space="preserve">    Work through problems from the day's exercise set.</w:t>
+            </w:r>
+            <w:r>
+              <w:rPr>
+                <w:rFonts w:ascii="Arial" w:cs="Arial" w:eastAsia="Arial" w:hAnsi="Arial"/>
+                <w:sz w:val="20"/>
+                <w:szCs w:val="20"/>
+              </w:rPr>
+              <w:br/>
+              <w:t xml:space="preserve"/>
+            </w:r>
+            <w:r>
+              <w:rPr>
+                <w:rFonts w:ascii="Arial" w:cs="Arial" w:eastAsia="Arial" w:hAnsi="Arial"/>
+                <w:sz w:val="20"/>
+                <w:szCs w:val="20"/>
+              </w:rPr>
+              <w:br/>
+              <w:t xml:space="preserve"/>
+            </w:r>
+            <w:r>
+              <w:rPr>
+                <w:rFonts w:ascii="Arial" w:cs="Arial" w:eastAsia="Arial" w:hAnsi="Arial"/>
+                <w:b w:val="false"/>
+                <w:bCs w:val="false"/>
+                <w:i/>
+                <w:iCs/>
+                <w:color w:val="555555"/>
+                <w:sz w:val="20"/>
+                <w:szCs w:val="20"/>
+              </w:rPr>
+              <w:t xml:space="preserve">→ Teacher circulates — offer hints, check for understanding.</w:t>
             </w:r>
           </w:p>
         </w:tc>
@@ -493,9 +1061,9 @@
               <w:right w:val="single" w:color="CCCCCC" w:sz="1"/>
             </w:tcBorders>
             <w:tcMar>
-              <w:top w:type="dxa" w:w="60"/>
+              <w:top w:type="dxa" w:w="80"/>
               <w:left w:type="dxa" w:w="120"/>
-              <w:bottom w:type="dxa" w:w="60"/>
+              <w:bottom w:type="dxa" w:w="80"/>
               <w:right w:type="dxa" w:w="120"/>
             </w:tcMar>
           </w:tcPr>
@@ -522,20 +1090,90 @@
               <w:right w:val="single" w:color="CCCCCC" w:sz="1"/>
             </w:tcBorders>
             <w:tcMar>
-              <w:top w:type="dxa" w:w="60"/>
+              <w:top w:type="dxa" w:w="80"/>
               <w:left w:type="dxa" w:w="120"/>
-              <w:bottom w:type="dxa" w:w="60"/>
+              <w:bottom w:type="dxa" w:w="80"/>
               <w:right w:type="dxa" w:w="120"/>
             </w:tcMar>
           </w:tcPr>
           <w:p>
-            <w:r>
-              <w:rPr>
-                <w:rFonts w:ascii="Arial" w:cs="Arial" w:eastAsia="Arial" w:hAnsi="Arial"/>
-                <w:sz w:val="20"/>
-                <w:szCs w:val="20"/>
+            <w:pPr>
+              <w:spacing w:after="80" w:before="80"/>
+            </w:pPr>
+            <w:r>
+              <w:rPr>
+                <w:rFonts w:ascii="Arial" w:cs="Arial" w:eastAsia="Arial" w:hAnsi="Arial"/>
+                <w:b/>
+                <w:bCs/>
+                <w:i w:val="false"/>
+                <w:iCs w:val="false"/>
+                <w:color w:val="000000"/>
+                <w:sz w:val="22"/>
+                <w:szCs w:val="22"/>
               </w:rPr>
               <w:t xml:space="preserve">Exit Ticket / Wrap-Up</w:t>
+            </w:r>
+            <w:r>
+              <w:rPr>
+                <w:rFonts w:ascii="Arial" w:cs="Arial" w:eastAsia="Arial" w:hAnsi="Arial"/>
+                <w:sz w:val="20"/>
+                <w:szCs w:val="20"/>
+              </w:rPr>
+              <w:br/>
+              <w:t xml:space="preserve"/>
+            </w:r>
+            <w:r>
+              <w:rPr>
+                <w:rFonts w:ascii="Arial" w:cs="Arial" w:eastAsia="Arial" w:hAnsi="Arial"/>
+                <w:sz w:val="20"/>
+                <w:szCs w:val="20"/>
+              </w:rPr>
+              <w:br/>
+              <w:t xml:space="preserve"/>
+            </w:r>
+            <w:r>
+              <w:rPr>
+                <w:rFonts w:ascii="Arial" w:cs="Arial" w:eastAsia="Arial" w:hAnsi="Arial"/>
+                <w:b w:val="false"/>
+                <w:bCs w:val="false"/>
+                <w:i w:val="false"/>
+                <w:iCs w:val="false"/>
+                <w:color w:val="000000"/>
+                <w:sz w:val="20"/>
+                <w:szCs w:val="20"/>
+              </w:rPr>
+              <w:t xml:space="preserve">Quick Check: Efficiently build a 3D scene using the Scene View, manipulate objects with Gizmos, and save scenes properly?</w:t>
+            </w:r>
+            <w:r>
+              <w:rPr>
+                <w:rFonts w:ascii="Arial" w:cs="Arial" w:eastAsia="Arial" w:hAnsi="Arial"/>
+                <w:sz w:val="20"/>
+                <w:szCs w:val="20"/>
+              </w:rPr>
+              <w:br/>
+              <w:t xml:space="preserve"/>
+            </w:r>
+            <w:r>
+              <w:rPr>
+                <w:rFonts w:ascii="Arial" w:cs="Arial" w:eastAsia="Arial" w:hAnsi="Arial"/>
+                <w:sz w:val="20"/>
+                <w:szCs w:val="20"/>
+              </w:rPr>
+              <w:br/>
+              <w:t xml:space="preserve"/>
+            </w:r>
+            <w:r>
+              <w:rPr>
+                <w:rFonts w:ascii="Arial" w:cs="Arial" w:eastAsia="Arial" w:hAnsi="Arial"/>
+                <w:b w:val="false"/>
+                <w:bCs w:val="false"/>
+                <w:i/>
+                <w:iCs/>
+                <w:color w:val="555555"/>
+                <w:sz w:val="20"/>
+                <w:szCs w:val="20"/>
+              </w:rPr>
+              <w:t xml:space="preserve">→ 3–2–1: Name 3 things learned, 2 new vocab words, 1 question you still have.</w:t>
             </w:r>
           </w:p>
         </w:tc>

--- a/Video Game Design - year/Unit 1 - Unity Interface & Game Design Thinking/Daily Lesson Plans/Word/Day 4.docx
+++ b/Video Game Design - year/Unit 1 - Unity Interface & Game Design Thinking/Daily Lesson Plans/Word/Day 4.docx
@@ -380,7 +380,7 @@
                 <w:sz w:val="20"/>
                 <w:szCs w:val="20"/>
               </w:rPr>
-              <w:t xml:space="preserve">    In your own words: Efficiently build a 3D scene using the Scene View, manipulate objects with Gizmos, and save scenes properly?</w:t>
+              <w:t xml:space="preserve">    Think about Hands-on Editor Workflow &amp; Scene Building. Where might you use this in a real project, and why would it matter?</w:t>
             </w:r>
             <w:r>
               <w:rPr>
@@ -477,7 +477,7 @@
                 <w:sz w:val="20"/>
                 <w:szCs w:val="20"/>
               </w:rPr>
-              <w:t xml:space="preserve">Today's Goal: By the end of class you will be able to efficiently build a 3D scene using the Scene View, manipulate objects with Gizmos, and save scenes properly.</w:t>
+              <w:t xml:space="preserve">Today’s Goal: By the end of class you will be able to efficiently build a 3D scene using the Scene View, manipulate objects with Gizmos, and save scenes properly.</w:t>
             </w:r>
             <w:r>
               <w:rPr>
@@ -1142,7 +1142,7 @@
                 <w:sz w:val="20"/>
                 <w:szCs w:val="20"/>
               </w:rPr>
-              <w:t xml:space="preserve">Quick Check: Efficiently build a 3D scene using the Scene View, manipulate objects with Gizmos, and save scenes properly?</w:t>
+              <w:t xml:space="preserve">What is one important thing you learned about Hands-on Editor Workflow &amp; Scene Building today? How would you explain it to someone?</w:t>
             </w:r>
             <w:r>
               <w:rPr>

--- a/Video Game Design - year/Unit 1 - Unity Interface & Game Design Thinking/Daily Lesson Plans/Word/Day 4.docx
+++ b/Video Game Design - year/Unit 1 - Unity Interface & Game Design Thinking/Daily Lesson Plans/Word/Day 4.docx
@@ -706,6 +706,191 @@
                 <w:sz w:val="20"/>
                 <w:szCs w:val="20"/>
               </w:rPr>
+              <w:t xml:space="preserve">Key Concepts:</w:t>
+            </w:r>
+            <w:r>
+              <w:rPr>
+                <w:rFonts w:ascii="Arial" w:cs="Arial" w:eastAsia="Arial" w:hAnsi="Arial"/>
+                <w:sz w:val="20"/>
+                <w:szCs w:val="20"/>
+              </w:rPr>
+              <w:br/>
+              <w:t xml:space="preserve"/>
+            </w:r>
+            <w:r>
+              <w:rPr>
+                <w:rFonts w:ascii="Arial" w:cs="Arial" w:eastAsia="Arial" w:hAnsi="Arial"/>
+                <w:b w:val="false"/>
+                <w:bCs w:val="false"/>
+                <w:i w:val="false"/>
+                <w:iCs w:val="false"/>
+                <w:color w:val="000000"/>
+                <w:sz w:val="20"/>
+                <w:szCs w:val="20"/>
+              </w:rPr>
+              <w:t xml:space="preserve">    • Open the TestScene from yesterday (File → Open Scene → TestScene)</w:t>
+            </w:r>
+            <w:r>
+              <w:rPr>
+                <w:rFonts w:ascii="Arial" w:cs="Arial" w:eastAsia="Arial" w:hAnsi="Arial"/>
+                <w:sz w:val="20"/>
+                <w:szCs w:val="20"/>
+              </w:rPr>
+              <w:br/>
+              <w:t xml:space="preserve"/>
+            </w:r>
+            <w:r>
+              <w:rPr>
+                <w:rFonts w:ascii="Arial" w:cs="Arial" w:eastAsia="Arial" w:hAnsi="Arial"/>
+                <w:b w:val="false"/>
+                <w:bCs w:val="false"/>
+                <w:i w:val="false"/>
+                <w:iCs w:val="false"/>
+                <w:color w:val="000000"/>
+                <w:sz w:val="20"/>
+                <w:szCs w:val="20"/>
+              </w:rPr>
+              <w:t xml:space="preserve">    • Switch to Move tool: Press W or click the Move icon in the toolbar</w:t>
+            </w:r>
+            <w:r>
+              <w:rPr>
+                <w:rFonts w:ascii="Arial" w:cs="Arial" w:eastAsia="Arial" w:hAnsi="Arial"/>
+                <w:sz w:val="20"/>
+                <w:szCs w:val="20"/>
+              </w:rPr>
+              <w:br/>
+              <w:t xml:space="preserve"/>
+            </w:r>
+            <w:r>
+              <w:rPr>
+                <w:rFonts w:ascii="Arial" w:cs="Arial" w:eastAsia="Arial" w:hAnsi="Arial"/>
+                <w:b w:val="false"/>
+                <w:bCs w:val="false"/>
+                <w:i w:val="false"/>
+                <w:iCs w:val="false"/>
+                <w:color w:val="000000"/>
+                <w:sz w:val="20"/>
+                <w:szCs w:val="20"/>
+              </w:rPr>
+              <w:t xml:space="preserve">    • Create a new GameObject: Right-click Hierarchy → 3D Object → Cube</w:t>
+            </w:r>
+            <w:r>
+              <w:rPr>
+                <w:rFonts w:ascii="Arial" w:cs="Arial" w:eastAsia="Arial" w:hAnsi="Arial"/>
+                <w:sz w:val="20"/>
+                <w:szCs w:val="20"/>
+              </w:rPr>
+              <w:br/>
+              <w:t xml:space="preserve"/>
+            </w:r>
+            <w:r>
+              <w:rPr>
+                <w:rFonts w:ascii="Arial" w:cs="Arial" w:eastAsia="Arial" w:hAnsi="Arial"/>
+                <w:b w:val="false"/>
+                <w:bCs w:val="false"/>
+                <w:i w:val="false"/>
+                <w:iCs w:val="false"/>
+                <w:color w:val="000000"/>
+                <w:sz w:val="20"/>
+                <w:szCs w:val="20"/>
+              </w:rPr>
+              <w:t xml:space="preserve">    • Switch to Rotate tool: Press E. Notice the colored circles appear</w:t>
+            </w:r>
+            <w:r>
+              <w:rPr>
+                <w:rFonts w:ascii="Arial" w:cs="Arial" w:eastAsia="Arial" w:hAnsi="Arial"/>
+                <w:sz w:val="20"/>
+                <w:szCs w:val="20"/>
+              </w:rPr>
+              <w:br/>
+              <w:t xml:space="preserve"/>
+            </w:r>
+            <w:r>
+              <w:rPr>
+                <w:rFonts w:ascii="Arial" w:cs="Arial" w:eastAsia="Arial" w:hAnsi="Arial"/>
+                <w:b w:val="false"/>
+                <w:bCs w:val="false"/>
+                <w:i w:val="false"/>
+                <w:iCs w:val="false"/>
+                <w:color w:val="000000"/>
+                <w:sz w:val="20"/>
+                <w:szCs w:val="20"/>
+              </w:rPr>
+              <w:t xml:space="preserve">    • Switch to Local space: In the Scene View toolbar (top-right), click the position button and select "Local"</w:t>
+            </w:r>
+            <w:r>
+              <w:rPr>
+                <w:rFonts w:ascii="Arial" w:cs="Arial" w:eastAsia="Arial" w:hAnsi="Arial"/>
+                <w:sz w:val="20"/>
+                <w:szCs w:val="20"/>
+              </w:rPr>
+              <w:br/>
+              <w:t xml:space="preserve"/>
+            </w:r>
+            <w:r>
+              <w:rPr>
+                <w:rFonts w:ascii="Arial" w:cs="Arial" w:eastAsia="Arial" w:hAnsi="Arial"/>
+                <w:b w:val="false"/>
+                <w:bCs w:val="false"/>
+                <w:i w:val="false"/>
+                <w:iCs w:val="false"/>
+                <w:color w:val="000000"/>
+                <w:sz w:val="20"/>
+                <w:szCs w:val="20"/>
+              </w:rPr>
+              <w:t xml:space="preserve">    • Create a parent object: Right-click Hierarchy → Create Empty. Name it "SceneRoot"</w:t>
+            </w:r>
+            <w:r>
+              <w:rPr>
+                <w:rFonts w:ascii="Arial" w:cs="Arial" w:eastAsia="Arial" w:hAnsi="Arial"/>
+                <w:sz w:val="20"/>
+                <w:szCs w:val="20"/>
+              </w:rPr>
+              <w:br/>
+              <w:t xml:space="preserve"/>
+            </w:r>
+            <w:r>
+              <w:rPr>
+                <w:rFonts w:ascii="Arial" w:cs="Arial" w:eastAsia="Arial" w:hAnsi="Arial"/>
+                <w:b w:val="false"/>
+                <w:bCs w:val="false"/>
+                <w:i w:val="false"/>
+                <w:iCs w:val="false"/>
+                <w:color w:val="000000"/>
+                <w:sz w:val="20"/>
+                <w:szCs w:val="20"/>
+              </w:rPr>
+              <w:t xml:space="preserve">    • Drag other cubes under SceneRoot in the Hierarchy to parent them</w:t>
+            </w:r>
+            <w:r>
+              <w:rPr>
+                <w:rFonts w:ascii="Arial" w:cs="Arial" w:eastAsia="Arial" w:hAnsi="Arial"/>
+                <w:sz w:val="20"/>
+                <w:szCs w:val="20"/>
+              </w:rPr>
+              <w:br/>
+              <w:t xml:space="preserve"/>
+            </w:r>
+            <w:r>
+              <w:rPr>
+                <w:rFonts w:ascii="Arial" w:cs="Arial" w:eastAsia="Arial" w:hAnsi="Arial"/>
+                <w:sz w:val="20"/>
+                <w:szCs w:val="20"/>
+              </w:rPr>
+              <w:br/>
+              <w:t xml:space="preserve"/>
+            </w:r>
+            <w:r>
+              <w:rPr>
+                <w:rFonts w:ascii="Arial" w:cs="Arial" w:eastAsia="Arial" w:hAnsi="Arial"/>
+                <w:b/>
+                <w:bCs/>
+                <w:i w:val="false"/>
+                <w:iCs w:val="false"/>
+                <w:color w:val="000000"/>
+                <w:sz w:val="20"/>
+                <w:szCs w:val="20"/>
+              </w:rPr>
               <w:t xml:space="preserve">Vocabulary: </w:t>
             </w:r>
             <w:r>
@@ -1006,15 +1191,98 @@
             <w:r>
               <w:rPr>
                 <w:rFonts w:ascii="Arial" w:cs="Arial" w:eastAsia="Arial" w:hAnsi="Arial"/>
-                <w:b w:val="false"/>
-                <w:bCs w:val="false"/>
-                <w:i w:val="false"/>
-                <w:iCs w:val="false"/>
-                <w:color w:val="000000"/>
-                <w:sz w:val="20"/>
-                <w:szCs w:val="20"/>
-              </w:rPr>
-              <w:t xml:space="preserve">    Work through problems from the day's exercise set.</w:t>
+                <w:b/>
+                <w:bCs/>
+                <w:i w:val="false"/>
+                <w:iCs w:val="false"/>
+                <w:color w:val="000000"/>
+                <w:sz w:val="20"/>
+                <w:szCs w:val="20"/>
+              </w:rPr>
+              <w:t xml:space="preserve">    Beginner: </w:t>
+            </w:r>
+            <w:r>
+              <w:rPr>
+                <w:rFonts w:ascii="Arial" w:cs="Arial" w:eastAsia="Arial" w:hAnsi="Arial"/>
+                <w:b w:val="false"/>
+                <w:bCs w:val="false"/>
+                <w:i w:val="false"/>
+                <w:iCs w:val="false"/>
+                <w:color w:val="000000"/>
+                <w:sz w:val="20"/>
+                <w:szCs w:val="20"/>
+              </w:rPr>
+              <w:t xml:space="preserve">Build a 3x3 grid of cubes. All cubes should touch (no gaps). Save the scene as "Grid_Practice".</w:t>
+            </w:r>
+            <w:r>
+              <w:rPr>
+                <w:rFonts w:ascii="Arial" w:cs="Arial" w:eastAsia="Arial" w:hAnsi="Arial"/>
+                <w:sz w:val="20"/>
+                <w:szCs w:val="20"/>
+              </w:rPr>
+              <w:br/>
+              <w:t xml:space="preserve"/>
+            </w:r>
+            <w:r>
+              <w:rPr>
+                <w:rFonts w:ascii="Arial" w:cs="Arial" w:eastAsia="Arial" w:hAnsi="Arial"/>
+                <w:b/>
+                <w:bCs/>
+                <w:i w:val="false"/>
+                <w:iCs w:val="false"/>
+                <w:color w:val="000000"/>
+                <w:sz w:val="20"/>
+                <w:szCs w:val="20"/>
+              </w:rPr>
+              <w:t xml:space="preserve">    Intermediate: </w:t>
+            </w:r>
+            <w:r>
+              <w:rPr>
+                <w:rFonts w:ascii="Arial" w:cs="Arial" w:eastAsia="Arial" w:hAnsi="Arial"/>
+                <w:b w:val="false"/>
+                <w:bCs w:val="false"/>
+                <w:i w:val="false"/>
+                <w:iCs w:val="false"/>
+                <w:color w:val="000000"/>
+                <w:sz w:val="20"/>
+                <w:szCs w:val="20"/>
+              </w:rPr>
+              <w:t xml:space="preserve">Create a structure with parent-child relationships: a "Building" parent with "Wall_North", "Wall_South", "Roof" children. Rotate the entire…</w:t>
+            </w:r>
+            <w:r>
+              <w:rPr>
+                <w:rFonts w:ascii="Arial" w:cs="Arial" w:eastAsia="Arial" w:hAnsi="Arial"/>
+                <w:sz w:val="20"/>
+                <w:szCs w:val="20"/>
+              </w:rPr>
+              <w:br/>
+              <w:t xml:space="preserve"/>
+            </w:r>
+            <w:r>
+              <w:rPr>
+                <w:rFonts w:ascii="Arial" w:cs="Arial" w:eastAsia="Arial" w:hAnsi="Arial"/>
+                <w:b/>
+                <w:bCs/>
+                <w:i w:val="false"/>
+                <w:iCs w:val="false"/>
+                <w:color w:val="000000"/>
+                <w:sz w:val="20"/>
+                <w:szCs w:val="20"/>
+              </w:rPr>
+              <w:t xml:space="preserve">    Challenge: </w:t>
+            </w:r>
+            <w:r>
+              <w:rPr>
+                <w:rFonts w:ascii="Arial" w:cs="Arial" w:eastAsia="Arial" w:hAnsi="Arial"/>
+                <w:b w:val="false"/>
+                <w:bCs w:val="false"/>
+                <w:i w:val="false"/>
+                <w:iCs w:val="false"/>
+                <w:color w:val="000000"/>
+                <w:sz w:val="20"/>
+                <w:szCs w:val="20"/>
+              </w:rPr>
+              <w:t xml:space="preserve">Design a small 3D environment (playground, garden, shrine, etc.) using 20+ objects. Use at least 3 parent-child relationships. Save as "Envi…</w:t>
             </w:r>
             <w:r>
               <w:rPr>
@@ -1530,6 +1798,94 @@
       <w:pPr>
         <w:spacing w:after="160"/>
       </w:pPr>
+    </w:p>
+    <w:p>
+      <w:pPr>
+        <w:pBdr>
+          <w:bottom w:val="single" w:color="5B2D8E" w:sz="4" w:space="4"/>
+        </w:pBdr>
+        <w:spacing w:after="100" w:before="120"/>
+      </w:pPr>
+      <w:r>
+        <w:rPr>
+          <w:rFonts w:ascii="Arial" w:cs="Arial" w:eastAsia="Arial" w:hAnsi="Arial"/>
+          <w:b/>
+          <w:bCs/>
+          <w:color w:val="5B2D8E"/>
+          <w:sz w:val="24"/>
+          <w:szCs w:val="24"/>
+        </w:rPr>
+        <w:t xml:space="preserve">Practice Problems</w:t>
+      </w:r>
+    </w:p>
+    <w:p>
+      <w:pPr>
+        <w:spacing w:after="80"/>
+      </w:pPr>
+      <w:r>
+        <w:rPr>
+          <w:rFonts w:ascii="Arial" w:cs="Arial" w:eastAsia="Arial" w:hAnsi="Arial"/>
+          <w:b/>
+          <w:bCs/>
+          <w:sz w:val="20"/>
+          <w:szCs w:val="20"/>
+        </w:rPr>
+        <w:t xml:space="preserve">Problem 1: </w:t>
+      </w:r>
+      <w:r>
+        <w:rPr>
+          <w:rFonts w:ascii="Arial" w:cs="Arial" w:eastAsia="Arial" w:hAnsi="Arial"/>
+          <w:sz w:val="20"/>
+          <w:szCs w:val="20"/>
+        </w:rPr>
+        <w:t xml:space="preserve">Beginner:  Build a 3x3 grid of cubes. All cubes should touch (no gaps). Save the scene as "Grid_Practice".</w:t>
+      </w:r>
+    </w:p>
+    <w:p>
+      <w:pPr>
+        <w:spacing w:after="80"/>
+      </w:pPr>
+      <w:r>
+        <w:rPr>
+          <w:rFonts w:ascii="Arial" w:cs="Arial" w:eastAsia="Arial" w:hAnsi="Arial"/>
+          <w:b/>
+          <w:bCs/>
+          <w:sz w:val="20"/>
+          <w:szCs w:val="20"/>
+        </w:rPr>
+        <w:t xml:space="preserve">Problem 2: </w:t>
+      </w:r>
+      <w:r>
+        <w:rPr>
+          <w:rFonts w:ascii="Arial" w:cs="Arial" w:eastAsia="Arial" w:hAnsi="Arial"/>
+          <w:sz w:val="20"/>
+          <w:szCs w:val="20"/>
+        </w:rPr>
+        <w:t xml:space="preserve">Intermediate:  Create a structure with parent-child relationships: a "Building" parent with "Wall_North", "Wall_South", "Roof" children. Rotate the entire Building and verify all parts move together.</w:t>
+      </w:r>
+    </w:p>
+    <w:p>
+      <w:pPr>
+        <w:spacing w:after="80"/>
+      </w:pPr>
+      <w:r>
+        <w:rPr>
+          <w:rFonts w:ascii="Arial" w:cs="Arial" w:eastAsia="Arial" w:hAnsi="Arial"/>
+          <w:b/>
+          <w:bCs/>
+          <w:sz w:val="20"/>
+          <w:szCs w:val="20"/>
+        </w:rPr>
+        <w:t xml:space="preserve">Problem 3: </w:t>
+      </w:r>
+      <w:r>
+        <w:rPr>
+          <w:rFonts w:ascii="Arial" w:cs="Arial" w:eastAsia="Arial" w:hAnsi="Arial"/>
+          <w:sz w:val="20"/>
+          <w:szCs w:val="20"/>
+        </w:rPr>
+        <w:t xml:space="preserve">Challenge:  Design a small 3D environment (playground, garden, shrine, etc.) using 20+ objects. Use at least 3 parent-child relationships. Save as "Environment_Design".</w:t>
+      </w:r>
     </w:p>
     <w:p>
       <w:pPr>
